--- a/examples/Project_Sample/Template/template_manual.docx
+++ b/examples/Project_Sample/Template/template_manual.docx
@@ -8,17 +8,45 @@
       </w:r>
     </w:p>
     <w:p>
+      <w:pPr>
+        <w:rPr>
+          <w:b/>
+          <w:bCs/>
+        </w:rPr>
+      </w:pPr>
       <w:r>
+        <w:rPr>
+          <w:b/>
+          <w:bCs/>
+        </w:rPr>
         <w:t>Số hợp đồng: &lt;&lt;SoHD&gt;&gt;</w:t>
       </w:r>
     </w:p>
     <w:p>
+      <w:pPr>
+        <w:rPr>
+          <w:i/>
+          <w:iCs/>
+        </w:rPr>
+      </w:pPr>
       <w:r>
+        <w:rPr>
+          <w:i/>
+          <w:iCs/>
+        </w:rPr>
         <w:t>Họ tên: &lt;&lt;HoTen&gt;&gt;</w:t>
       </w:r>
     </w:p>
     <w:p>
+      <w:pPr>
+        <w:rPr>
+          <w:u w:val="single"/>
+        </w:rPr>
+      </w:pPr>
       <w:r>
+        <w:rPr>
+          <w:u w:val="single"/>
+        </w:rPr>
         <w:t>Địa chỉ: &lt;&lt;DiaChi&gt;&gt;</w:t>
       </w:r>
     </w:p>
